--- a/sba_application/06_personal_history_resume/Management_Resume_Silas_Shelton_DRAFT.docx
+++ b/sba_application/06_personal_history_resume/Management_Resume_Silas_Shelton_DRAFT.docx
@@ -20,7 +20,7 @@
           <w:color w:val="606060"/>
           <w:sz w:val="18"/>
         </w:rPr>
-        <w:t>SBA 7(a) Application - Tyler Hospice Hold LLC (dba Azalea Hospice &amp; Palliative Care)</w:t>
+        <w:t>SBA 7(a) Application - Tyler Hospice Hold, LLC (dba Azalea Hospice &amp; Palliative Care)</w:t>
       </w:r>
     </w:p>
     <w:p>
@@ -472,7 +472,7 @@
           <w:color w:val="606060"/>
           <w:sz w:val="16"/>
         </w:rPr>
-        <w:t>Prepared for the SBA 7(a) loan application of Tyler Hospice Hold LLC (dba Azalea Hospice &amp; Palliative Care). Confidential.</w:t>
+        <w:t>Prepared for the SBA 7(a) loan application of Tyler Hospice Hold, LLC (dba Azalea Hospice &amp; Palliative Care). Confidential.</w:t>
       </w:r>
     </w:p>
     <w:sectPr>
